--- a/docs/智能空间-产品演示说明.docx
+++ b/docs/智能空间-产品演示说明.docx
@@ -26,8 +26,8 @@
       <w:pPr>
         <w:pStyle w:val="1"/>
       </w:pPr>
-      <w:bookmarkStart w:id="0" w:name="智能空间-产品演示说明"/>
-      <w:bookmarkStart w:id="1" w:name="_Toc236440271"/>
+      <w:bookmarkStart w:id="0" w:name="_Toc236440271"/>
+      <w:bookmarkStart w:id="1" w:name="智能空间-产品演示说明"/>
       <w:r>
         <w:rPr>
           <w:rFonts w:hint="eastAsia"/>
@@ -43,61 +43,58 @@
         </w:rPr>
         <w:t>产品演示说明</w:t>
       </w:r>
-      <w:bookmarkEnd w:id="1"/>
+      <w:bookmarkEnd w:id="0"/>
     </w:p>
     <w:p>
       <w:pPr>
         <w:pStyle w:val="2"/>
       </w:pPr>
-      <w:bookmarkStart w:id="2" w:name="一文档说明"/>
-      <w:bookmarkStart w:id="3" w:name="_Toc236440272"/>
+      <w:bookmarkStart w:id="2" w:name="_Toc236440272"/>
+      <w:bookmarkStart w:id="3" w:name="一文档说明"/>
       <w:r>
         <w:rPr>
           <w:rFonts w:hint="eastAsia"/>
         </w:rPr>
         <w:t>一、文档说明</w:t>
       </w:r>
+      <w:bookmarkEnd w:id="2"/>
+    </w:p>
+    <w:p>
+      <w:pPr>
+        <w:pStyle w:val="FirstParagraph"/>
+      </w:pPr>
+      <w:r>
+        <w:rPr>
+          <w:rFonts w:hint="eastAsia"/>
+        </w:rPr>
+        <w:t>本文档用于协助您了解本次产品演示的整体安排，包括演示的大致路线、即将展示的页面，以及各部分的核心内容。演示全程无需任何技术操作，</w:t>
+      </w:r>
+      <w:r>
+        <w:t xml:space="preserve"> </w:t>
+      </w:r>
+    </w:p>
+    <w:p>
+      <w:pPr>
+        <w:pStyle w:val="2"/>
+      </w:pPr>
+      <w:bookmarkStart w:id="4" w:name="_Toc236440274"/>
+      <w:bookmarkStart w:id="5" w:name="三演示路线总览"/>
       <w:bookmarkEnd w:id="3"/>
-    </w:p>
-    <w:p>
-      <w:pPr>
-        <w:pStyle w:val="FirstParagraph"/>
-      </w:pPr>
-      <w:r>
-        <w:rPr>
-          <w:rFonts w:hint="eastAsia"/>
-        </w:rPr>
-        <w:t>本文档用于协助您了解本次产品演示的整体安排，包括演示的大致路线、即将展示的页面，以及各部分的核心内容。演示全程无需任何技术操作，</w:t>
-      </w:r>
-      <w:r>
-        <w:t xml:space="preserve"> </w:t>
-      </w:r>
-    </w:p>
-    <w:p>
-      <w:pPr>
-        <w:pStyle w:val="2"/>
-      </w:pPr>
-      <w:bookmarkStart w:id="4" w:name="三演示路线总览"/>
-      <w:bookmarkStart w:id="5" w:name="_Toc236440274"/>
-      <w:bookmarkEnd w:id="2"/>
-      <w:r>
-        <w:rPr>
-          <w:rFonts w:hint="eastAsia"/>
-        </w:rPr>
-        <w:t>二、演示路线总览</w:t>
-      </w:r>
-      <w:bookmarkEnd w:id="5"/>
-    </w:p>
-    <w:p>
-      <w:pPr>
-        <w:pStyle w:val="FirstParagraph"/>
-      </w:pPr>
-      <w:r>
-        <w:rPr>
-          <w:rFonts w:hint="eastAsia"/>
-        </w:rPr>
-        <w:t>本次演示安排一条主线，共九个环节：</w:t>
-      </w:r>
+      <w:r>
+        <w:rPr>
+          <w:rFonts w:hint="eastAsia"/>
+        </w:rPr>
+        <w:t>二、演示路线总</w:t>
+      </w:r>
+      <w:proofErr w:type="gramStart"/>
+      <w:r>
+        <w:rPr>
+          <w:rFonts w:hint="eastAsia"/>
+        </w:rPr>
+        <w:t>览</w:t>
+      </w:r>
+      <w:bookmarkEnd w:id="4"/>
+      <w:proofErr w:type="gramEnd"/>
     </w:p>
     <w:p>
       <w:pPr>
@@ -139,96 +136,106 @@
           <w:b/>
           <w:bCs/>
         </w:rPr>
-        <w:t>首页总览</w:t>
-      </w:r>
-      <w:r>
-        <w:rPr>
+        <w:t>首页总</w:t>
+      </w:r>
+      <w:proofErr w:type="gramStart"/>
+      <w:r>
+        <w:rPr>
+          <w:rFonts w:hint="eastAsia"/>
           <w:b/>
           <w:bCs/>
         </w:rPr>
-        <w:t xml:space="preserve"> → </w:t>
-      </w:r>
-      <w:r>
-        <w:rPr>
-          <w:rFonts w:hint="eastAsia"/>
+        <w:t>览</w:t>
+      </w:r>
+      <w:proofErr w:type="gramEnd"/>
+      <w:r>
+        <w:rPr>
           <w:b/>
           <w:bCs/>
         </w:rPr>
-        <w:t>雷达交友</w:t>
-      </w:r>
-      <w:r>
-        <w:rPr>
+        <w:t xml:space="preserve"> → </w:t>
+      </w:r>
+      <w:r>
+        <w:rPr>
+          <w:rFonts w:hint="eastAsia"/>
           <w:b/>
           <w:bCs/>
         </w:rPr>
-        <w:t xml:space="preserve"> → 3D </w:t>
-      </w:r>
-      <w:r>
-        <w:rPr>
-          <w:rFonts w:hint="eastAsia"/>
+        <w:t>雷达交友</w:t>
+      </w:r>
+      <w:r>
+        <w:rPr>
           <w:b/>
           <w:bCs/>
         </w:rPr>
-        <w:t>全景房间</w:t>
-      </w:r>
-      <w:r>
-        <w:rPr>
+        <w:t xml:space="preserve"> → 3D </w:t>
+      </w:r>
+      <w:r>
+        <w:rPr>
+          <w:rFonts w:hint="eastAsia"/>
           <w:b/>
           <w:bCs/>
         </w:rPr>
-        <w:t xml:space="preserve"> → </w:t>
-      </w:r>
-      <w:r>
-        <w:rPr>
-          <w:rFonts w:hint="eastAsia"/>
+        <w:t>全景房间</w:t>
+      </w:r>
+      <w:r>
+        <w:rPr>
           <w:b/>
           <w:bCs/>
         </w:rPr>
-        <w:t>虚拟商城</w:t>
-      </w:r>
-      <w:r>
-        <w:rPr>
+        <w:t xml:space="preserve"> → </w:t>
+      </w:r>
+      <w:r>
+        <w:rPr>
+          <w:rFonts w:hint="eastAsia"/>
           <w:b/>
           <w:bCs/>
         </w:rPr>
-        <w:t xml:space="preserve"> → </w:t>
-      </w:r>
-      <w:r>
-        <w:rPr>
-          <w:rFonts w:hint="eastAsia"/>
+        <w:t>虚拟商城</w:t>
+      </w:r>
+      <w:r>
+        <w:rPr>
           <w:b/>
           <w:bCs/>
         </w:rPr>
-        <w:t>社区分享</w:t>
-      </w:r>
-      <w:r>
-        <w:rPr>
+        <w:t xml:space="preserve"> → </w:t>
+      </w:r>
+      <w:r>
+        <w:rPr>
+          <w:rFonts w:hint="eastAsia"/>
           <w:b/>
           <w:bCs/>
         </w:rPr>
-        <w:t xml:space="preserve"> → </w:t>
-      </w:r>
-      <w:r>
-        <w:rPr>
-          <w:rFonts w:hint="eastAsia"/>
+        <w:t>社区分享</w:t>
+      </w:r>
+      <w:r>
+        <w:rPr>
           <w:b/>
           <w:bCs/>
         </w:rPr>
-        <w:t>消息沟通</w:t>
-      </w:r>
-      <w:r>
-        <w:rPr>
+        <w:t xml:space="preserve"> → </w:t>
+      </w:r>
+      <w:r>
+        <w:rPr>
+          <w:rFonts w:hint="eastAsia"/>
           <w:b/>
           <w:bCs/>
         </w:rPr>
-        <w:t xml:space="preserve"> → </w:t>
-      </w:r>
-      <w:r>
-        <w:rPr>
-          <w:rFonts w:hint="eastAsia"/>
+        <w:t>消息沟通</w:t>
+      </w:r>
+      <w:r>
+        <w:rPr>
           <w:b/>
           <w:bCs/>
         </w:rPr>
+        <w:t xml:space="preserve"> → </w:t>
+      </w:r>
+      <w:r>
+        <w:rPr>
+          <w:rFonts w:hint="eastAsia"/>
+          <w:b/>
+          <w:bCs/>
+        </w:rPr>
         <w:t>个人空间与通讯录</w:t>
       </w:r>
     </w:p>
@@ -236,16 +243,16 @@
       <w:pPr>
         <w:pStyle w:val="2"/>
       </w:pPr>
-      <w:bookmarkStart w:id="6" w:name="四详细演示步骤"/>
-      <w:bookmarkStart w:id="7" w:name="_Toc236440275"/>
-      <w:bookmarkEnd w:id="4"/>
+      <w:bookmarkStart w:id="6" w:name="_Toc236440275"/>
+      <w:bookmarkStart w:id="7" w:name="四详细演示步骤"/>
+      <w:bookmarkEnd w:id="5"/>
       <w:r>
         <w:rPr>
           <w:rFonts w:hint="eastAsia"/>
         </w:rPr>
         <w:t>三、详细演示步骤</w:t>
       </w:r>
-      <w:bookmarkEnd w:id="7"/>
+      <w:bookmarkEnd w:id="6"/>
     </w:p>
     <w:p>
       <w:pPr>
@@ -292,7 +299,63 @@
         <w:rPr>
           <w:rFonts w:hint="eastAsia"/>
         </w:rPr>
-        <w:t>打开应用，首先看到登录页，提供”本机号码一键登录”和”其他手机号码登录”两种方式；</w:t>
+        <w:t>打开应用，首先看到登录页，提供</w:t>
+      </w:r>
+      <w:proofErr w:type="gramStart"/>
+      <w:r>
+        <w:rPr>
+          <w:rFonts w:hint="eastAsia"/>
+        </w:rPr>
+        <w:t>”</w:t>
+      </w:r>
+      <w:proofErr w:type="gramEnd"/>
+      <w:r>
+        <w:rPr>
+          <w:rFonts w:hint="eastAsia"/>
+        </w:rPr>
+        <w:t>本机号码一键登录</w:t>
+      </w:r>
+      <w:proofErr w:type="gramStart"/>
+      <w:r>
+        <w:rPr>
+          <w:rFonts w:hint="eastAsia"/>
+        </w:rPr>
+        <w:t>”</w:t>
+      </w:r>
+      <w:proofErr w:type="gramEnd"/>
+      <w:r>
+        <w:rPr>
+          <w:rFonts w:hint="eastAsia"/>
+        </w:rPr>
+        <w:t>和</w:t>
+      </w:r>
+      <w:proofErr w:type="gramStart"/>
+      <w:r>
+        <w:rPr>
+          <w:rFonts w:hint="eastAsia"/>
+        </w:rPr>
+        <w:t>”</w:t>
+      </w:r>
+      <w:proofErr w:type="gramEnd"/>
+      <w:r>
+        <w:rPr>
+          <w:rFonts w:hint="eastAsia"/>
+        </w:rPr>
+        <w:t>其他手机号码登录</w:t>
+      </w:r>
+      <w:proofErr w:type="gramStart"/>
+      <w:r>
+        <w:rPr>
+          <w:rFonts w:hint="eastAsia"/>
+        </w:rPr>
+        <w:t>”</w:t>
+      </w:r>
+      <w:proofErr w:type="gramEnd"/>
+      <w:r>
+        <w:rPr>
+          <w:rFonts w:hint="eastAsia"/>
+        </w:rPr>
+        <w:t>两种方式；</w:t>
       </w:r>
     </w:p>
     <w:p>
@@ -303,11 +366,47 @@
           <w:numId w:val="3"/>
         </w:numPr>
       </w:pPr>
-      <w:r>
-        <w:rPr>
-          <w:rFonts w:hint="eastAsia"/>
-        </w:rPr>
-        <w:t>勾选同意用户协议后点击一键登录，系统会弹出”欢迎加入智能空间”的提示窗；</w:t>
+      <w:proofErr w:type="gramStart"/>
+      <w:r>
+        <w:rPr>
+          <w:rFonts w:hint="eastAsia"/>
+        </w:rPr>
+        <w:t>勾选同意</w:t>
+      </w:r>
+      <w:proofErr w:type="gramEnd"/>
+      <w:r>
+        <w:rPr>
+          <w:rFonts w:hint="eastAsia"/>
+        </w:rPr>
+        <w:t>用户协议后点击一键登录，系统会弹出</w:t>
+      </w:r>
+      <w:proofErr w:type="gramStart"/>
+      <w:r>
+        <w:rPr>
+          <w:rFonts w:hint="eastAsia"/>
+        </w:rPr>
+        <w:t>”</w:t>
+      </w:r>
+      <w:proofErr w:type="gramEnd"/>
+      <w:r>
+        <w:rPr>
+          <w:rFonts w:hint="eastAsia"/>
+        </w:rPr>
+        <w:t>欢迎加入智能空间</w:t>
+      </w:r>
+      <w:proofErr w:type="gramStart"/>
+      <w:r>
+        <w:rPr>
+          <w:rFonts w:hint="eastAsia"/>
+        </w:rPr>
+        <w:t>”</w:t>
+      </w:r>
+      <w:proofErr w:type="gramEnd"/>
+      <w:r>
+        <w:rPr>
+          <w:rFonts w:hint="eastAsia"/>
+        </w:rPr>
+        <w:t>的提示窗；</w:t>
       </w:r>
     </w:p>
     <w:p>
@@ -322,7 +421,63 @@
         <w:rPr>
           <w:rFonts w:hint="eastAsia"/>
         </w:rPr>
-        <w:t>此时可选择”进入新手指引”或”跳过，直接进入”。</w:t>
+        <w:t>此时可选择</w:t>
+      </w:r>
+      <w:proofErr w:type="gramStart"/>
+      <w:r>
+        <w:rPr>
+          <w:rFonts w:hint="eastAsia"/>
+        </w:rPr>
+        <w:t>”</w:t>
+      </w:r>
+      <w:proofErr w:type="gramEnd"/>
+      <w:r>
+        <w:rPr>
+          <w:rFonts w:hint="eastAsia"/>
+        </w:rPr>
+        <w:t>进入新手指引</w:t>
+      </w:r>
+      <w:proofErr w:type="gramStart"/>
+      <w:r>
+        <w:rPr>
+          <w:rFonts w:hint="eastAsia"/>
+        </w:rPr>
+        <w:t>”</w:t>
+      </w:r>
+      <w:proofErr w:type="gramEnd"/>
+      <w:r>
+        <w:rPr>
+          <w:rFonts w:hint="eastAsia"/>
+        </w:rPr>
+        <w:t>或</w:t>
+      </w:r>
+      <w:proofErr w:type="gramStart"/>
+      <w:r>
+        <w:rPr>
+          <w:rFonts w:hint="eastAsia"/>
+        </w:rPr>
+        <w:t>”</w:t>
+      </w:r>
+      <w:proofErr w:type="gramEnd"/>
+      <w:r>
+        <w:rPr>
+          <w:rFonts w:hint="eastAsia"/>
+        </w:rPr>
+        <w:t>跳过，直接进入</w:t>
+      </w:r>
+      <w:proofErr w:type="gramStart"/>
+      <w:r>
+        <w:rPr>
+          <w:rFonts w:hint="eastAsia"/>
+        </w:rPr>
+        <w:t>”</w:t>
+      </w:r>
+      <w:proofErr w:type="gramEnd"/>
+      <w:r>
+        <w:rPr>
+          <w:rFonts w:hint="eastAsia"/>
+        </w:rPr>
+        <w:t>。</w:t>
       </w:r>
     </w:p>
     <w:p>
@@ -446,8 +601,16 @@
         <w:rPr>
           <w:rFonts w:hint="eastAsia"/>
         </w:rPr>
-        <w:t>首页总览</w:t>
-      </w:r>
+        <w:t>首页总</w:t>
+      </w:r>
+      <w:proofErr w:type="gramStart"/>
+      <w:r>
+        <w:rPr>
+          <w:rFonts w:hint="eastAsia"/>
+        </w:rPr>
+        <w:t>览</w:t>
+      </w:r>
+      <w:proofErr w:type="gramEnd"/>
     </w:p>
     <w:p>
       <w:pPr>
@@ -480,7 +643,21 @@
         <w:rPr>
           <w:rFonts w:hint="eastAsia"/>
         </w:rPr>
-        <w:t>：发现身边的人和商家，是产品最核心的入口；</w:t>
+        <w:t>：发现身边的人和商家，是产品</w:t>
+      </w:r>
+      <w:proofErr w:type="gramStart"/>
+      <w:r>
+        <w:rPr>
+          <w:rFonts w:hint="eastAsia"/>
+        </w:rPr>
+        <w:t>最</w:t>
+      </w:r>
+      <w:proofErr w:type="gramEnd"/>
+      <w:r>
+        <w:rPr>
+          <w:rFonts w:hint="eastAsia"/>
+        </w:rPr>
+        <w:t>核心的入口；</w:t>
       </w:r>
     </w:p>
     <w:p>
@@ -552,7 +729,6 @@
           <w:b/>
           <w:bCs/>
         </w:rPr>
-        <w:lastRenderedPageBreak/>
         <w:t>分享</w:t>
       </w:r>
       <w:r>
@@ -576,6 +752,7 @@
           <w:b/>
           <w:bCs/>
         </w:rPr>
+        <w:lastRenderedPageBreak/>
         <w:t>公告</w:t>
       </w:r>
       <w:r>
@@ -635,7 +812,35 @@
         <w:rPr>
           <w:rFonts w:hint="eastAsia"/>
         </w:rPr>
-        <w:t>：地图上展示附近的人，系统会推荐”可能感兴趣的朋友”；</w:t>
+        <w:t>：地图上展示附近的人，系统会推荐</w:t>
+      </w:r>
+      <w:proofErr w:type="gramStart"/>
+      <w:r>
+        <w:rPr>
+          <w:rFonts w:hint="eastAsia"/>
+        </w:rPr>
+        <w:t>”</w:t>
+      </w:r>
+      <w:proofErr w:type="gramEnd"/>
+      <w:r>
+        <w:rPr>
+          <w:rFonts w:hint="eastAsia"/>
+        </w:rPr>
+        <w:t>可能感兴趣的朋友</w:t>
+      </w:r>
+      <w:proofErr w:type="gramStart"/>
+      <w:r>
+        <w:rPr>
+          <w:rFonts w:hint="eastAsia"/>
+        </w:rPr>
+        <w:t>”</w:t>
+      </w:r>
+      <w:proofErr w:type="gramEnd"/>
+      <w:r>
+        <w:rPr>
+          <w:rFonts w:hint="eastAsia"/>
+        </w:rPr>
+        <w:t>；</w:t>
       </w:r>
     </w:p>
     <w:p>
@@ -649,7 +854,35 @@
         <w:rPr>
           <w:rFonts w:hint="eastAsia"/>
         </w:rPr>
-        <w:t>点击”虚拟身份证”，可以查看对方的虚拟身份信息（如职业、技能、爱好等），这是产品在社交信任方面的一大特色；</w:t>
+        <w:t>点击</w:t>
+      </w:r>
+      <w:proofErr w:type="gramStart"/>
+      <w:r>
+        <w:rPr>
+          <w:rFonts w:hint="eastAsia"/>
+        </w:rPr>
+        <w:t>”</w:t>
+      </w:r>
+      <w:proofErr w:type="gramEnd"/>
+      <w:r>
+        <w:rPr>
+          <w:rFonts w:hint="eastAsia"/>
+        </w:rPr>
+        <w:t>虚拟身份证</w:t>
+      </w:r>
+      <w:proofErr w:type="gramStart"/>
+      <w:r>
+        <w:rPr>
+          <w:rFonts w:hint="eastAsia"/>
+        </w:rPr>
+        <w:t>”</w:t>
+      </w:r>
+      <w:proofErr w:type="gramEnd"/>
+      <w:r>
+        <w:rPr>
+          <w:rFonts w:hint="eastAsia"/>
+        </w:rPr>
+        <w:t>，可以查看对方的虚拟身份信息（如职业、技能、爱好等），这是产品在社交信任方面的一大特色；</w:t>
       </w:r>
     </w:p>
     <w:p>
@@ -663,7 +896,35 @@
         <w:rPr>
           <w:rFonts w:hint="eastAsia"/>
         </w:rPr>
-        <w:t>点击”添加好友”，填写一句申请理由即可发送好友申请；</w:t>
+        <w:t>点击</w:t>
+      </w:r>
+      <w:proofErr w:type="gramStart"/>
+      <w:r>
+        <w:rPr>
+          <w:rFonts w:hint="eastAsia"/>
+        </w:rPr>
+        <w:t>”</w:t>
+      </w:r>
+      <w:proofErr w:type="gramEnd"/>
+      <w:r>
+        <w:rPr>
+          <w:rFonts w:hint="eastAsia"/>
+        </w:rPr>
+        <w:t>添加好友</w:t>
+      </w:r>
+      <w:proofErr w:type="gramStart"/>
+      <w:r>
+        <w:rPr>
+          <w:rFonts w:hint="eastAsia"/>
+        </w:rPr>
+        <w:t>”</w:t>
+      </w:r>
+      <w:proofErr w:type="gramEnd"/>
+      <w:r>
+        <w:rPr>
+          <w:rFonts w:hint="eastAsia"/>
+        </w:rPr>
+        <w:t>，填写一句申请理由即可发送好友申请；</w:t>
       </w:r>
     </w:p>
     <w:p>
@@ -677,7 +938,35 @@
         <w:rPr>
           <w:rFonts w:hint="eastAsia"/>
         </w:rPr>
-        <w:t>通过顶部栏目，还可查看”附近的人”“附近朋友”“附近商家”三个列表：</w:t>
+        <w:t>通过顶部栏目，还可查看</w:t>
+      </w:r>
+      <w:proofErr w:type="gramStart"/>
+      <w:r>
+        <w:rPr>
+          <w:rFonts w:hint="eastAsia"/>
+        </w:rPr>
+        <w:t>”</w:t>
+      </w:r>
+      <w:proofErr w:type="gramEnd"/>
+      <w:r>
+        <w:rPr>
+          <w:rFonts w:hint="eastAsia"/>
+        </w:rPr>
+        <w:t>附近的人</w:t>
+      </w:r>
+      <w:proofErr w:type="gramStart"/>
+      <w:r>
+        <w:rPr>
+          <w:rFonts w:hint="eastAsia"/>
+        </w:rPr>
+        <w:t>”</w:t>
+      </w:r>
+      <w:proofErr w:type="gramEnd"/>
+      <w:r>
+        <w:rPr>
+          <w:rFonts w:hint="eastAsia"/>
+        </w:rPr>
+        <w:t>“附近朋友”“附近商家”三个列表：</w:t>
       </w:r>
     </w:p>
     <w:p>
@@ -723,7 +1012,35 @@
         <w:rPr>
           <w:rFonts w:hint="eastAsia"/>
         </w:rPr>
-        <w:t>：展示朋友的最新动态（图片、视频、房间分享），可直接”进入房间”；</w:t>
+        <w:t>：展示朋友的最新动态（图片、视频、房间分享），可直接</w:t>
+      </w:r>
+      <w:proofErr w:type="gramStart"/>
+      <w:r>
+        <w:rPr>
+          <w:rFonts w:hint="eastAsia"/>
+        </w:rPr>
+        <w:t>”</w:t>
+      </w:r>
+      <w:proofErr w:type="gramEnd"/>
+      <w:r>
+        <w:rPr>
+          <w:rFonts w:hint="eastAsia"/>
+        </w:rPr>
+        <w:t>进入房间</w:t>
+      </w:r>
+      <w:proofErr w:type="gramStart"/>
+      <w:r>
+        <w:rPr>
+          <w:rFonts w:hint="eastAsia"/>
+        </w:rPr>
+        <w:t>”</w:t>
+      </w:r>
+      <w:proofErr w:type="gramEnd"/>
+      <w:r>
+        <w:rPr>
+          <w:rFonts w:hint="eastAsia"/>
+        </w:rPr>
+        <w:t>；</w:t>
       </w:r>
     </w:p>
     <w:p>
@@ -814,7 +1131,77 @@
         <w:rPr>
           <w:rFonts w:hint="eastAsia"/>
         </w:rPr>
-        <w:t>进入”房间”页面，展示”我的房间”，包含多个不同主题的空间（如我的房间、直播间、我的播客等）；</w:t>
+        <w:t>进入</w:t>
+      </w:r>
+      <w:proofErr w:type="gramStart"/>
+      <w:r>
+        <w:rPr>
+          <w:rFonts w:hint="eastAsia"/>
+        </w:rPr>
+        <w:t>”</w:t>
+      </w:r>
+      <w:proofErr w:type="gramEnd"/>
+      <w:r>
+        <w:rPr>
+          <w:rFonts w:hint="eastAsia"/>
+        </w:rPr>
+        <w:t>房间</w:t>
+      </w:r>
+      <w:proofErr w:type="gramStart"/>
+      <w:r>
+        <w:rPr>
+          <w:rFonts w:hint="eastAsia"/>
+        </w:rPr>
+        <w:t>”</w:t>
+      </w:r>
+      <w:proofErr w:type="gramEnd"/>
+      <w:r>
+        <w:rPr>
+          <w:rFonts w:hint="eastAsia"/>
+        </w:rPr>
+        <w:t>页面，展示</w:t>
+      </w:r>
+      <w:proofErr w:type="gramStart"/>
+      <w:r>
+        <w:rPr>
+          <w:rFonts w:hint="eastAsia"/>
+        </w:rPr>
+        <w:t>”</w:t>
+      </w:r>
+      <w:proofErr w:type="gramEnd"/>
+      <w:r>
+        <w:rPr>
+          <w:rFonts w:hint="eastAsia"/>
+        </w:rPr>
+        <w:t>我的房间</w:t>
+      </w:r>
+      <w:proofErr w:type="gramStart"/>
+      <w:r>
+        <w:rPr>
+          <w:rFonts w:hint="eastAsia"/>
+        </w:rPr>
+        <w:t>”</w:t>
+      </w:r>
+      <w:proofErr w:type="gramEnd"/>
+      <w:r>
+        <w:rPr>
+          <w:rFonts w:hint="eastAsia"/>
+        </w:rPr>
+        <w:t>，包含多个不同主题的空间（如我的房间、直播间、我</w:t>
+      </w:r>
+      <w:proofErr w:type="gramStart"/>
+      <w:r>
+        <w:rPr>
+          <w:rFonts w:hint="eastAsia"/>
+        </w:rPr>
+        <w:t>的播客等</w:t>
+      </w:r>
+      <w:proofErr w:type="gramEnd"/>
+      <w:r>
+        <w:rPr>
+          <w:rFonts w:hint="eastAsia"/>
+        </w:rPr>
+        <w:t>）；</w:t>
       </w:r>
     </w:p>
     <w:p>
@@ -838,7 +1225,16 @@
         <w:rPr>
           <w:rFonts w:hint="eastAsia"/>
         </w:rPr>
-        <w:t>房间：进入时带有模拟加载动画，营造”步入空间”的沉浸式体验；</w:t>
+        <w:t>房间</w:t>
+      </w:r>
+      <w:r>
+        <w:t xml:space="preserve"> </w:t>
+      </w:r>
+      <w:r>
+        <w:rPr>
+          <w:rFonts w:hint="eastAsia"/>
+        </w:rPr>
+        <w:t>。</w:t>
       </w:r>
     </w:p>
     <w:p>
@@ -853,7 +1249,35 @@
         <w:rPr>
           <w:rFonts w:hint="eastAsia"/>
         </w:rPr>
-        <w:t>房间页下方还设有”访客动态”，可查看今日到访的访客、停留时长，并可查看访客的虚拟身份证。</w:t>
+        <w:t>房间页下方还设有</w:t>
+      </w:r>
+      <w:proofErr w:type="gramStart"/>
+      <w:r>
+        <w:rPr>
+          <w:rFonts w:hint="eastAsia"/>
+        </w:rPr>
+        <w:t>”</w:t>
+      </w:r>
+      <w:proofErr w:type="gramEnd"/>
+      <w:r>
+        <w:rPr>
+          <w:rFonts w:hint="eastAsia"/>
+        </w:rPr>
+        <w:t>访客动态</w:t>
+      </w:r>
+      <w:proofErr w:type="gramStart"/>
+      <w:r>
+        <w:rPr>
+          <w:rFonts w:hint="eastAsia"/>
+        </w:rPr>
+        <w:t>”</w:t>
+      </w:r>
+      <w:proofErr w:type="gramEnd"/>
+      <w:r>
+        <w:rPr>
+          <w:rFonts w:hint="eastAsia"/>
+        </w:rPr>
+        <w:t>，可查看今日到访的访客、停留时长，并可查看访客的虚拟身份证。</w:t>
       </w:r>
     </w:p>
     <w:p>
@@ -899,7 +1323,63 @@
         <w:rPr>
           <w:rFonts w:hint="eastAsia"/>
         </w:rPr>
-        <w:t>从”我的房间”右上角的购物车入口，进入”虚拟空间商品”页：提供房型、软装、灯具、文案等各类虚拟商品，支持分类筛选；</w:t>
+        <w:t>从</w:t>
+      </w:r>
+      <w:proofErr w:type="gramStart"/>
+      <w:r>
+        <w:rPr>
+          <w:rFonts w:hint="eastAsia"/>
+        </w:rPr>
+        <w:t>”</w:t>
+      </w:r>
+      <w:proofErr w:type="gramEnd"/>
+      <w:r>
+        <w:rPr>
+          <w:rFonts w:hint="eastAsia"/>
+        </w:rPr>
+        <w:t>我的房间</w:t>
+      </w:r>
+      <w:proofErr w:type="gramStart"/>
+      <w:r>
+        <w:rPr>
+          <w:rFonts w:hint="eastAsia"/>
+        </w:rPr>
+        <w:t>”</w:t>
+      </w:r>
+      <w:proofErr w:type="gramEnd"/>
+      <w:r>
+        <w:rPr>
+          <w:rFonts w:hint="eastAsia"/>
+        </w:rPr>
+        <w:t>右上角的购物车入口，进入</w:t>
+      </w:r>
+      <w:proofErr w:type="gramStart"/>
+      <w:r>
+        <w:rPr>
+          <w:rFonts w:hint="eastAsia"/>
+        </w:rPr>
+        <w:t>”</w:t>
+      </w:r>
+      <w:proofErr w:type="gramEnd"/>
+      <w:r>
+        <w:rPr>
+          <w:rFonts w:hint="eastAsia"/>
+        </w:rPr>
+        <w:t>虚拟空间商品</w:t>
+      </w:r>
+      <w:proofErr w:type="gramStart"/>
+      <w:r>
+        <w:rPr>
+          <w:rFonts w:hint="eastAsia"/>
+        </w:rPr>
+        <w:t>”</w:t>
+      </w:r>
+      <w:proofErr w:type="gramEnd"/>
+      <w:r>
+        <w:rPr>
+          <w:rFonts w:hint="eastAsia"/>
+        </w:rPr>
+        <w:t>页：提供房型、软装、灯具、文案等各类虚拟商品，支持分类筛选；</w:t>
       </w:r>
     </w:p>
     <w:p>
@@ -914,7 +1394,35 @@
         <w:rPr>
           <w:rFonts w:hint="eastAsia"/>
         </w:rPr>
-        <w:t>从雷达的”附近商家”进入商家主页：展示商家信息、诚信等级和商品列表，可查看商品详情、加入购物车、关注商家；</w:t>
+        <w:t>从雷达的</w:t>
+      </w:r>
+      <w:proofErr w:type="gramStart"/>
+      <w:r>
+        <w:rPr>
+          <w:rFonts w:hint="eastAsia"/>
+        </w:rPr>
+        <w:t>”</w:t>
+      </w:r>
+      <w:proofErr w:type="gramEnd"/>
+      <w:r>
+        <w:rPr>
+          <w:rFonts w:hint="eastAsia"/>
+        </w:rPr>
+        <w:t>附近商家</w:t>
+      </w:r>
+      <w:proofErr w:type="gramStart"/>
+      <w:r>
+        <w:rPr>
+          <w:rFonts w:hint="eastAsia"/>
+        </w:rPr>
+        <w:t>”</w:t>
+      </w:r>
+      <w:proofErr w:type="gramEnd"/>
+      <w:r>
+        <w:rPr>
+          <w:rFonts w:hint="eastAsia"/>
+        </w:rPr>
+        <w:t>进入商家主页：展示商家信息、诚信等级和商品列表，可查看商品详情、加入购物车、关注商家；</w:t>
       </w:r>
     </w:p>
     <w:p>
@@ -929,7 +1437,21 @@
         <w:rPr>
           <w:rFonts w:hint="eastAsia"/>
         </w:rPr>
-        <w:t>该环节集中体现了产品”社交</w:t>
+        <w:t>该环节集中体现了产品</w:t>
+      </w:r>
+      <w:proofErr w:type="gramStart"/>
+      <w:r>
+        <w:rPr>
+          <w:rFonts w:hint="eastAsia"/>
+        </w:rPr>
+        <w:t>”</w:t>
+      </w:r>
+      <w:proofErr w:type="gramEnd"/>
+      <w:r>
+        <w:rPr>
+          <w:rFonts w:hint="eastAsia"/>
+        </w:rPr>
+        <w:t>社交</w:t>
       </w:r>
       <w:r>
         <w:t xml:space="preserve"> + </w:t>
@@ -938,7 +1460,21 @@
         <w:rPr>
           <w:rFonts w:hint="eastAsia"/>
         </w:rPr>
-        <w:t>购物”的商业模式。</w:t>
+        <w:t>购物</w:t>
+      </w:r>
+      <w:proofErr w:type="gramStart"/>
+      <w:r>
+        <w:rPr>
+          <w:rFonts w:hint="eastAsia"/>
+        </w:rPr>
+        <w:t>”</w:t>
+      </w:r>
+      <w:proofErr w:type="gramEnd"/>
+      <w:r>
+        <w:rPr>
+          <w:rFonts w:hint="eastAsia"/>
+        </w:rPr>
+        <w:t>的商业模式。</w:t>
       </w:r>
     </w:p>
     <w:p>
@@ -1015,7 +1551,21 @@
         <w:rPr>
           <w:rFonts w:hint="eastAsia"/>
         </w:rPr>
-        <w:t>：浏览”关注</w:t>
+        <w:t>：浏览</w:t>
+      </w:r>
+      <w:proofErr w:type="gramStart"/>
+      <w:r>
+        <w:rPr>
+          <w:rFonts w:hint="eastAsia"/>
+        </w:rPr>
+        <w:t>”</w:t>
+      </w:r>
+      <w:proofErr w:type="gramEnd"/>
+      <w:r>
+        <w:rPr>
+          <w:rFonts w:hint="eastAsia"/>
+        </w:rPr>
+        <w:t>关注</w:t>
       </w:r>
       <w:r>
         <w:t xml:space="preserve"> / </w:t>
@@ -1033,7 +1583,21 @@
         <w:rPr>
           <w:rFonts w:hint="eastAsia"/>
         </w:rPr>
-        <w:t>最新”三个频道的动态，支持点赞、评论、转发、分享给好友等操作；</w:t>
+        <w:t>最新</w:t>
+      </w:r>
+      <w:proofErr w:type="gramStart"/>
+      <w:r>
+        <w:rPr>
+          <w:rFonts w:hint="eastAsia"/>
+        </w:rPr>
+        <w:t>”</w:t>
+      </w:r>
+      <w:proofErr w:type="gramEnd"/>
+      <w:r>
+        <w:rPr>
+          <w:rFonts w:hint="eastAsia"/>
+        </w:rPr>
+        <w:t>三个频道的动态，支持点赞、评论、转发、分享给好友等操作；</w:t>
       </w:r>
     </w:p>
     <w:p>
@@ -1048,7 +1612,6 @@
         <w:rPr>
           <w:rFonts w:hint="eastAsia"/>
         </w:rPr>
-        <w:lastRenderedPageBreak/>
         <w:t>点击某位房主，可进入其个人主页，浏览动态、进入他的房间、加好友或发消息。</w:t>
       </w:r>
     </w:p>
@@ -1062,6 +1625,7 @@
         <w:rPr>
           <w:rFonts w:hint="eastAsia"/>
         </w:rPr>
+        <w:lastRenderedPageBreak/>
         <w:t>第</w:t>
       </w:r>
       <w:r>
@@ -1103,7 +1667,63 @@
         <w:rPr>
           <w:rFonts w:hint="eastAsia"/>
         </w:rPr>
-        <w:t>：分为”最近”“群聊”“分类”三个栏目，展示最近聊天、群聊列表以及按关系分类的联系人；</w:t>
+        <w:t>：分为</w:t>
+      </w:r>
+      <w:proofErr w:type="gramStart"/>
+      <w:r>
+        <w:rPr>
+          <w:rFonts w:hint="eastAsia"/>
+        </w:rPr>
+        <w:t>”</w:t>
+      </w:r>
+      <w:proofErr w:type="gramEnd"/>
+      <w:r>
+        <w:rPr>
+          <w:rFonts w:hint="eastAsia"/>
+        </w:rPr>
+        <w:t>最近</w:t>
+      </w:r>
+      <w:proofErr w:type="gramStart"/>
+      <w:r>
+        <w:rPr>
+          <w:rFonts w:hint="eastAsia"/>
+        </w:rPr>
+        <w:t>”</w:t>
+      </w:r>
+      <w:proofErr w:type="gramEnd"/>
+      <w:r>
+        <w:rPr>
+          <w:rFonts w:hint="eastAsia"/>
+        </w:rPr>
+        <w:t>“群聊”“分类”三个栏目，展示最近聊天、</w:t>
+      </w:r>
+      <w:proofErr w:type="gramStart"/>
+      <w:r>
+        <w:rPr>
+          <w:rFonts w:hint="eastAsia"/>
+        </w:rPr>
+        <w:t>群聊列表</w:t>
+      </w:r>
+      <w:proofErr w:type="gramEnd"/>
+      <w:r>
+        <w:rPr>
+          <w:rFonts w:hint="eastAsia"/>
+        </w:rPr>
+        <w:t>以及</w:t>
+      </w:r>
+      <w:proofErr w:type="gramStart"/>
+      <w:r>
+        <w:rPr>
+          <w:rFonts w:hint="eastAsia"/>
+        </w:rPr>
+        <w:t>按关系</w:t>
+      </w:r>
+      <w:proofErr w:type="gramEnd"/>
+      <w:r>
+        <w:rPr>
+          <w:rFonts w:hint="eastAsia"/>
+        </w:rPr>
+        <w:t>分类的联系人；</w:t>
       </w:r>
     </w:p>
     <w:p>
@@ -1118,7 +1738,49 @@
         <w:rPr>
           <w:rFonts w:hint="eastAsia"/>
         </w:rPr>
-        <w:t>点击联系人可进入私聊页，点击群聊可进入群聊页，支持发送消息、查看群设置；</w:t>
+        <w:t>点击联系人可进入</w:t>
+      </w:r>
+      <w:proofErr w:type="gramStart"/>
+      <w:r>
+        <w:rPr>
+          <w:rFonts w:hint="eastAsia"/>
+        </w:rPr>
+        <w:t>私聊页</w:t>
+      </w:r>
+      <w:proofErr w:type="gramEnd"/>
+      <w:r>
+        <w:rPr>
+          <w:rFonts w:hint="eastAsia"/>
+        </w:rPr>
+        <w:t>，</w:t>
+      </w:r>
+      <w:proofErr w:type="gramStart"/>
+      <w:r>
+        <w:rPr>
+          <w:rFonts w:hint="eastAsia"/>
+        </w:rPr>
+        <w:t>点击群聊可</w:t>
+      </w:r>
+      <w:proofErr w:type="gramEnd"/>
+      <w:r>
+        <w:rPr>
+          <w:rFonts w:hint="eastAsia"/>
+        </w:rPr>
+        <w:t>进入</w:t>
+      </w:r>
+      <w:proofErr w:type="gramStart"/>
+      <w:r>
+        <w:rPr>
+          <w:rFonts w:hint="eastAsia"/>
+        </w:rPr>
+        <w:t>群聊页</w:t>
+      </w:r>
+      <w:proofErr w:type="gramEnd"/>
+      <w:r>
+        <w:rPr>
+          <w:rFonts w:hint="eastAsia"/>
+        </w:rPr>
+        <w:t>，支持发送消息、查看群设置；</w:t>
       </w:r>
     </w:p>
     <w:p>
@@ -1133,7 +1795,35 @@
         <w:rPr>
           <w:rFonts w:hint="eastAsia"/>
         </w:rPr>
-        <w:t>还可演示”创建群组”：设置群名称、群类型、管理员与成员分类，体现产品在熟人社交管理上的能力。</w:t>
+        <w:t>还可演示</w:t>
+      </w:r>
+      <w:proofErr w:type="gramStart"/>
+      <w:r>
+        <w:rPr>
+          <w:rFonts w:hint="eastAsia"/>
+        </w:rPr>
+        <w:t>”</w:t>
+      </w:r>
+      <w:proofErr w:type="gramEnd"/>
+      <w:r>
+        <w:rPr>
+          <w:rFonts w:hint="eastAsia"/>
+        </w:rPr>
+        <w:t>创建群组</w:t>
+      </w:r>
+      <w:proofErr w:type="gramStart"/>
+      <w:r>
+        <w:rPr>
+          <w:rFonts w:hint="eastAsia"/>
+        </w:rPr>
+        <w:t>”</w:t>
+      </w:r>
+      <w:proofErr w:type="gramEnd"/>
+      <w:r>
+        <w:rPr>
+          <w:rFonts w:hint="eastAsia"/>
+        </w:rPr>
+        <w:t>：设置群名称、群类型、管理员与成员分类，体现产品在熟人社交管理上的能力。</w:t>
       </w:r>
     </w:p>
     <w:p>
@@ -1187,7 +1877,35 @@
         <w:rPr>
           <w:rFonts w:hint="eastAsia"/>
         </w:rPr>
-        <w:t>：展示个人资料，可通过头像菜单查看”分享主页”“虚拟身份证”“个人简历”；</w:t>
+        <w:t>：展示个人资料，可通过头像菜单查看</w:t>
+      </w:r>
+      <w:proofErr w:type="gramStart"/>
+      <w:r>
+        <w:rPr>
+          <w:rFonts w:hint="eastAsia"/>
+        </w:rPr>
+        <w:t>”</w:t>
+      </w:r>
+      <w:proofErr w:type="gramEnd"/>
+      <w:r>
+        <w:rPr>
+          <w:rFonts w:hint="eastAsia"/>
+        </w:rPr>
+        <w:t>分享主页</w:t>
+      </w:r>
+      <w:proofErr w:type="gramStart"/>
+      <w:r>
+        <w:rPr>
+          <w:rFonts w:hint="eastAsia"/>
+        </w:rPr>
+        <w:t>”</w:t>
+      </w:r>
+      <w:proofErr w:type="gramEnd"/>
+      <w:r>
+        <w:rPr>
+          <w:rFonts w:hint="eastAsia"/>
+        </w:rPr>
+        <w:t>“虚拟身份证”“个人简历”；</w:t>
       </w:r>
     </w:p>
     <w:p>
@@ -1266,7 +1984,21 @@
         <w:rPr>
           <w:rFonts w:hint="eastAsia"/>
         </w:rPr>
-        <w:t>系统公告页按”系统公告</w:t>
+        <w:t>系统公告页按</w:t>
+      </w:r>
+      <w:proofErr w:type="gramStart"/>
+      <w:r>
+        <w:rPr>
+          <w:rFonts w:hint="eastAsia"/>
+        </w:rPr>
+        <w:t>”</w:t>
+      </w:r>
+      <w:proofErr w:type="gramEnd"/>
+      <w:r>
+        <w:rPr>
+          <w:rFonts w:hint="eastAsia"/>
+        </w:rPr>
+        <w:t>系统公告</w:t>
       </w:r>
       <w:r>
         <w:t xml:space="preserve"> / </w:t>
@@ -1293,16 +2025,36 @@
         <w:rPr>
           <w:rFonts w:hint="eastAsia"/>
         </w:rPr>
-        <w:t>会员消息”分栏展示，点击某条公告可查看详情，并可一键”进入我的房间”，为本次演示画上圆满句号。</w:t>
+        <w:t>会员消息</w:t>
+      </w:r>
+      <w:proofErr w:type="gramStart"/>
+      <w:r>
+        <w:rPr>
+          <w:rFonts w:hint="eastAsia"/>
+        </w:rPr>
+        <w:t>”</w:t>
+      </w:r>
+      <w:proofErr w:type="gramEnd"/>
+      <w:r>
+        <w:rPr>
+          <w:rFonts w:hint="eastAsia"/>
+        </w:rPr>
+        <w:t>分栏展示，点击某条公告可查看详情</w:t>
+      </w:r>
+      <w:r>
+        <w:rPr>
+          <w:rFonts w:hint="eastAsia"/>
+        </w:rPr>
+        <w:t>。</w:t>
       </w:r>
     </w:p>
     <w:p>
       <w:pPr>
         <w:pStyle w:val="2"/>
       </w:pPr>
-      <w:bookmarkStart w:id="18" w:name="五演示页面一览表"/>
-      <w:bookmarkStart w:id="19" w:name="_Toc236440276"/>
-      <w:bookmarkEnd w:id="6"/>
+      <w:bookmarkStart w:id="18" w:name="_Toc236440276"/>
+      <w:bookmarkStart w:id="19" w:name="五演示页面一览表"/>
+      <w:bookmarkEnd w:id="7"/>
       <w:bookmarkEnd w:id="17"/>
       <w:r>
         <w:rPr>
@@ -1310,7 +2062,7 @@
         </w:rPr>
         <w:t>四、演示页面一览表</w:t>
       </w:r>
-      <w:bookmarkEnd w:id="19"/>
+      <w:bookmarkEnd w:id="18"/>
     </w:p>
     <w:tbl>
       <w:tblPr>
@@ -1422,8 +2174,16 @@
               <w:rPr>
                 <w:rFonts w:hint="eastAsia"/>
               </w:rPr>
-              <w:t>本机号码一键登录、欢迎弹窗</w:t>
-            </w:r>
+              <w:t>本机号码一键登录、</w:t>
+            </w:r>
+            <w:proofErr w:type="gramStart"/>
+            <w:r>
+              <w:rPr>
+                <w:rFonts w:hint="eastAsia"/>
+              </w:rPr>
+              <w:t>欢迎弹窗</w:t>
+            </w:r>
+            <w:proofErr w:type="gramEnd"/>
           </w:p>
         </w:tc>
       </w:tr>
@@ -1866,12 +2626,14 @@
             <w:r>
               <w:t xml:space="preserve"> / </w:t>
             </w:r>
+            <w:proofErr w:type="gramStart"/>
             <w:r>
               <w:rPr>
                 <w:rFonts w:hint="eastAsia"/>
               </w:rPr>
               <w:t>软装</w:t>
             </w:r>
+            <w:proofErr w:type="gramEnd"/>
             <w:r>
               <w:t xml:space="preserve"> / </w:t>
             </w:r>
@@ -1897,7 +2659,6 @@
               <w:rPr>
                 <w:rFonts w:hint="eastAsia"/>
               </w:rPr>
-              <w:lastRenderedPageBreak/>
               <w:t>商城</w:t>
             </w:r>
           </w:p>
@@ -2030,7 +2791,14 @@
               <w:rPr>
                 <w:rFonts w:hint="eastAsia"/>
               </w:rPr>
-              <w:t>动态浏览、点赞、评论、转发</w:t>
+              <w:t>动态浏览、点赞、评论</w:t>
+            </w:r>
+            <w:r>
+              <w:rPr>
+                <w:rFonts w:hint="eastAsia"/>
+              </w:rPr>
+              <w:lastRenderedPageBreak/>
+              <w:t>、转发</w:t>
             </w:r>
           </w:p>
         </w:tc>
@@ -2069,21 +2837,25 @@
             <w:r>
               <w:t xml:space="preserve"> / </w:t>
             </w:r>
+            <w:proofErr w:type="gramStart"/>
             <w:r>
               <w:rPr>
                 <w:rFonts w:hint="eastAsia"/>
               </w:rPr>
               <w:t>私聊</w:t>
             </w:r>
+            <w:proofErr w:type="gramEnd"/>
             <w:r>
               <w:t xml:space="preserve"> / </w:t>
             </w:r>
+            <w:proofErr w:type="gramStart"/>
             <w:r>
               <w:rPr>
                 <w:rFonts w:hint="eastAsia"/>
               </w:rPr>
               <w:t>群聊</w:t>
             </w:r>
+            <w:proofErr w:type="gramEnd"/>
           </w:p>
         </w:tc>
         <w:tc>
@@ -2276,16 +3048,16 @@
       <w:pPr>
         <w:pStyle w:val="2"/>
       </w:pPr>
-      <w:bookmarkStart w:id="20" w:name="七常见问题与温馨提示"/>
-      <w:bookmarkStart w:id="21" w:name="_Toc236440278"/>
-      <w:bookmarkEnd w:id="18"/>
+      <w:bookmarkStart w:id="20" w:name="_Toc236440278"/>
+      <w:bookmarkStart w:id="21" w:name="七常见问题与温馨提示"/>
+      <w:bookmarkEnd w:id="19"/>
       <w:r>
         <w:rPr>
           <w:rFonts w:hint="eastAsia"/>
         </w:rPr>
         <w:t>五、常见问题与温馨提示</w:t>
       </w:r>
-      <w:bookmarkEnd w:id="21"/>
+      <w:bookmarkEnd w:id="20"/>
     </w:p>
     <w:p>
       <w:pPr>
@@ -2313,7 +3085,21 @@
         <w:rPr>
           <w:rFonts w:hint="eastAsia"/>
         </w:rPr>
-        <w:t>，演示数据为虚拟数据，未接入真实业务系统，不代表最终上线形态；</w:t>
+        <w:t>，演示数据为虚拟数据，未接入</w:t>
+      </w:r>
+      <w:proofErr w:type="gramStart"/>
+      <w:r>
+        <w:rPr>
+          <w:rFonts w:hint="eastAsia"/>
+        </w:rPr>
+        <w:t>真实业务</w:t>
+      </w:r>
+      <w:proofErr w:type="gramEnd"/>
+      <w:r>
+        <w:rPr>
+          <w:rFonts w:hint="eastAsia"/>
+        </w:rPr>
+        <w:t>系统，不代表最终上线形态；</w:t>
       </w:r>
     </w:p>
     <w:p>
@@ -2330,8 +3116,8 @@
         </w:rPr>
         <w:t>页面中的图片等资源通过网络加载，演示时请保持手机联网；</w:t>
       </w:r>
-      <w:bookmarkEnd w:id="0"/>
-      <w:bookmarkEnd w:id="20"/>
+      <w:bookmarkEnd w:id="1"/>
+      <w:bookmarkEnd w:id="21"/>
     </w:p>
     <w:sectPr>
       <w:footnotePr>
@@ -3194,7 +3980,6 @@
     <w:next w:val="a0"/>
     <w:link w:val="20"/>
     <w:uiPriority w:val="9"/>
-    <w:semiHidden/>
     <w:unhideWhenUsed/>
     <w:qFormat/>
     <w:rsid w:val="00A10FD9"/>
@@ -3561,7 +4346,6 @@
     <w:basedOn w:val="a1"/>
     <w:link w:val="2"/>
     <w:uiPriority w:val="9"/>
-    <w:semiHidden/>
     <w:rsid w:val="00A10FD9"/>
     <w:rPr>
       <w:rFonts w:asciiTheme="majorHAnsi" w:eastAsiaTheme="majorEastAsia" w:hAnsiTheme="majorHAnsi" w:cstheme="majorBidi"/>
